--- a/docs/Notes.docx
+++ b/docs/Notes.docx
@@ -387,8 +387,36 @@
           <w:numId w:val="1"/>
         </w:numPr>
       </w:pPr>
-      <w:r>
-        <w:t>https://www.youtube.com/watch?v=d1d7mMUo6Yk&amp;list=WL&amp;index=57&amp;t=38s</w:t>
+      <w:hyperlink r:id="rId12" w:history="1">
+        <w:r>
+          <w:rPr>
+            <w:rStyle w:val="Hyperlink"/>
+          </w:rPr>
+          <w:t>https://www.youtube.com/watch?v=d1d7mMUo6Yk&amp;list=WL&amp;index=57&amp;t=38s</w:t>
+        </w:r>
+      </w:hyperlink>
+      <w:r>
+        <w:t xml:space="preserve"> </w:t>
+      </w:r>
+    </w:p>
+    <w:p>
+      <w:pPr>
+        <w:pStyle w:val="ListParagraph"/>
+        <w:numPr>
+          <w:ilvl w:val="3"/>
+          <w:numId w:val="1"/>
+        </w:numPr>
+      </w:pPr>
+      <w:hyperlink r:id="rId13" w:history="1">
+        <w:r>
+          <w:rPr>
+            <w:rStyle w:val="Hyperlink"/>
+          </w:rPr>
+          <w:t>https://www.stat.uchicago.edu/~lekheng/courses/302/classics/hestenes-stiefel.pdf</w:t>
+        </w:r>
+      </w:hyperlink>
+      <w:r>
+        <w:t xml:space="preserve"> </w:t>
       </w:r>
     </w:p>
     <w:p>
@@ -433,6 +461,7 @@
         </w:numPr>
       </w:pPr>
       <w:r>
+        <w:lastRenderedPageBreak/>
         <w:t xml:space="preserve">linear </w:t>
       </w:r>
       <w:r>
@@ -453,7 +482,7 @@
           <w:numId w:val="1"/>
         </w:numPr>
       </w:pPr>
-      <w:hyperlink r:id="rId12" w:history="1">
+      <w:hyperlink r:id="rId14" w:history="1">
         <w:r>
           <w:rPr>
             <w:rStyle w:val="Hyperlink"/>
@@ -482,7 +511,7 @@
           <w:numId w:val="1"/>
         </w:numPr>
       </w:pPr>
-      <w:hyperlink r:id="rId13" w:anchor=":~:text=Matrix%20multiplication%20in%20C%2B%2B,matrices%20entered%20by%20the%20user" w:history="1">
+      <w:hyperlink r:id="rId15" w:anchor=":~:text=Matrix%20multiplication%20in%20C%2B%2B,matrices%20entered%20by%20the%20user" w:history="1">
         <w:r>
           <w:rPr>
             <w:rStyle w:val="Hyperlink"/>
@@ -649,7 +678,7 @@
           <w:numId w:val="1"/>
         </w:numPr>
       </w:pPr>
-      <w:hyperlink r:id="rId14" w:history="1">
+      <w:hyperlink r:id="rId16" w:history="1">
         <w:r>
           <w:rPr>
             <w:rStyle w:val="Hyperlink"/>
@@ -666,7 +695,7 @@
           <w:numId w:val="1"/>
         </w:numPr>
       </w:pPr>
-      <w:hyperlink r:id="rId15" w:history="1">
+      <w:hyperlink r:id="rId17" w:history="1">
         <w:r>
           <w:rPr>
             <w:rStyle w:val="Hyperlink"/>
@@ -686,7 +715,7 @@
           <w:numId w:val="1"/>
         </w:numPr>
       </w:pPr>
-      <w:hyperlink r:id="rId16" w:history="1">
+      <w:hyperlink r:id="rId18" w:history="1">
         <w:r>
           <w:rPr>
             <w:rStyle w:val="Hyperlink"/>
@@ -706,7 +735,7 @@
           <w:numId w:val="1"/>
         </w:numPr>
       </w:pPr>
-      <w:hyperlink r:id="rId17" w:history="1">
+      <w:hyperlink r:id="rId19" w:history="1">
         <w:r>
           <w:rPr>
             <w:rStyle w:val="Hyperlink"/>
@@ -726,7 +755,7 @@
           <w:numId w:val="1"/>
         </w:numPr>
       </w:pPr>
-      <w:hyperlink r:id="rId18" w:history="1">
+      <w:hyperlink r:id="rId20" w:history="1">
         <w:r>
           <w:rPr>
             <w:rStyle w:val="Hyperlink"/>
@@ -746,7 +775,7 @@
           <w:numId w:val="1"/>
         </w:numPr>
       </w:pPr>
-      <w:hyperlink r:id="rId19" w:history="1">
+      <w:hyperlink r:id="rId21" w:history="1">
         <w:r>
           <w:rPr>
             <w:rStyle w:val="Hyperlink"/>
@@ -766,7 +795,7 @@
           <w:numId w:val="1"/>
         </w:numPr>
       </w:pPr>
-      <w:hyperlink r:id="rId20" w:history="1">
+      <w:hyperlink r:id="rId22" w:history="1">
         <w:r>
           <w:rPr>
             <w:rStyle w:val="Hyperlink"/>
@@ -786,7 +815,7 @@
           <w:numId w:val="1"/>
         </w:numPr>
       </w:pPr>
-      <w:hyperlink r:id="rId21" w:history="1">
+      <w:hyperlink r:id="rId23" w:history="1">
         <w:r>
           <w:rPr>
             <w:rStyle w:val="Hyperlink"/>
@@ -803,7 +832,7 @@
           <w:numId w:val="1"/>
         </w:numPr>
       </w:pPr>
-      <w:hyperlink r:id="rId22" w:history="1">
+      <w:hyperlink r:id="rId24" w:history="1">
         <w:r>
           <w:rPr>
             <w:rStyle w:val="Hyperlink"/>
@@ -823,7 +852,7 @@
           <w:numId w:val="1"/>
         </w:numPr>
       </w:pPr>
-      <w:hyperlink r:id="rId23" w:history="1">
+      <w:hyperlink r:id="rId25" w:history="1">
         <w:r>
           <w:rPr>
             <w:rStyle w:val="Hyperlink"/>
@@ -843,7 +872,7 @@
           <w:numId w:val="1"/>
         </w:numPr>
       </w:pPr>
-      <w:hyperlink r:id="rId24" w:history="1">
+      <w:hyperlink r:id="rId26" w:history="1">
         <w:r>
           <w:rPr>
             <w:rStyle w:val="Hyperlink"/>
@@ -863,7 +892,7 @@
           <w:numId w:val="1"/>
         </w:numPr>
       </w:pPr>
-      <w:hyperlink r:id="rId25" w:history="1">
+      <w:hyperlink r:id="rId27" w:history="1">
         <w:r>
           <w:rPr>
             <w:rStyle w:val="Hyperlink"/>
@@ -883,7 +912,7 @@
           <w:numId w:val="1"/>
         </w:numPr>
       </w:pPr>
-      <w:hyperlink r:id="rId26" w:history="1">
+      <w:hyperlink r:id="rId28" w:history="1">
         <w:r>
           <w:rPr>
             <w:rStyle w:val="Hyperlink"/>
@@ -903,7 +932,7 @@
           <w:numId w:val="1"/>
         </w:numPr>
       </w:pPr>
-      <w:hyperlink r:id="rId27" w:history="1">
+      <w:hyperlink r:id="rId29" w:history="1">
         <w:r>
           <w:rPr>
             <w:rStyle w:val="Hyperlink"/>
@@ -923,7 +952,7 @@
           <w:numId w:val="1"/>
         </w:numPr>
       </w:pPr>
-      <w:hyperlink r:id="rId28" w:history="1">
+      <w:hyperlink r:id="rId30" w:history="1">
         <w:r>
           <w:rPr>
             <w:rStyle w:val="Hyperlink"/>
@@ -943,7 +972,7 @@
           <w:numId w:val="1"/>
         </w:numPr>
       </w:pPr>
-      <w:hyperlink r:id="rId29" w:history="1">
+      <w:hyperlink r:id="rId31" w:history="1">
         <w:r>
           <w:rPr>
             <w:rStyle w:val="Hyperlink"/>
